--- a/EJCN_OldMaterials/EJCN_Actual/Supplementary_Table_S3_Ethical_Framework.docx
+++ b/EJCN_OldMaterials/EJCN_Actual/Supplementary_Table_S3_Ethical_Framework.docx
@@ -4,7 +4,7 @@
   <w:body>
     <w:p>
       <w:r>
-        <w:t>Supplementary Table S2. Ethical Frameworks for AI in Clinical Nutrition</w:t>
+        <w:t>Supplementary Table S3. Ethical Frameworks for AI in Clinical Nutrition</w:t>
       </w:r>
     </w:p>
     <w:p/>
